--- a/docs/docx/08_Semantic_layer.docx
+++ b/docs/docx/08_Semantic_layer.docx
@@ -2136,7 +2136,25 @@
           <w:i w:val="0"/>
           <w:sz w:val="20"/>
         </w:rPr>
-        <w:t>The React app's Cortex Analyst page reads this file.</w:t>
+        <w:t xml:space="preserve">The React app's </w:t>
+      </w:r>
+      <w:r>
+        <w:rPr>
+          <w:rFonts w:ascii="Consolas" w:hAnsi="Consolas"/>
+          <w:b/>
+          <w:i w:val="0"/>
+          <w:color w:val="1B5E8C"/>
+          <w:sz w:val="19"/>
+        </w:rPr>
+        <w:t>/api/analyst</w:t>
+      </w:r>
+      <w:r>
+        <w:rPr>
+          <w:b/>
+          <w:i w:val="0"/>
+          <w:sz w:val="20"/>
+        </w:rPr>
+        <w:t xml:space="preserve"> server route reads this file</w:t>
       </w:r>
       <w:r>
         <w:rPr>
@@ -2144,7 +2162,7 @@
           <w:i w:val="0"/>
           <w:sz w:val="20"/>
         </w:rPr>
-        <w:t xml:space="preserve"> It does not read either semantic view.</w:t>
+        <w:t xml:space="preserve"> (no in-app page since the nav change; Ask Cortex does not use it). It does not read either semantic view.</w:t>
       </w:r>
     </w:p>
     <w:p>
@@ -3148,7 +3166,23 @@
                 <w:b w:val="0"/>
                 <w:sz w:val="17"/>
               </w:rPr>
-              <w:t>App Analyst page gives a bad answer</w:t>
+              <w:t xml:space="preserve">App </w:t>
+            </w:r>
+            <w:r>
+              <w:rPr>
+                <w:rFonts w:ascii="Consolas" w:hAnsi="Consolas"/>
+                <w:b w:val="0"/>
+                <w:color w:val="1B5E8C"/>
+                <w:sz w:val="16"/>
+              </w:rPr>
+              <w:t>/api/analyst</w:t>
+            </w:r>
+            <w:r>
+              <w:rPr>
+                <w:b w:val="0"/>
+                <w:sz w:val="17"/>
+              </w:rPr>
+              <w:t xml:space="preserve"> route gives a bad answer</w:t>
             </w:r>
           </w:p>
         </w:tc>
@@ -3190,7 +3224,23 @@
                 <w:b w:val="0"/>
                 <w:sz w:val="17"/>
               </w:rPr>
-              <w:t>App Analyst page cannot answer at all</w:t>
+              <w:t xml:space="preserve">App </w:t>
+            </w:r>
+            <w:r>
+              <w:rPr>
+                <w:rFonts w:ascii="Consolas" w:hAnsi="Consolas"/>
+                <w:b w:val="0"/>
+                <w:color w:val="1B5E8C"/>
+                <w:sz w:val="16"/>
+              </w:rPr>
+              <w:t>/api/analyst</w:t>
+            </w:r>
+            <w:r>
+              <w:rPr>
+                <w:b w:val="0"/>
+                <w:sz w:val="17"/>
+              </w:rPr>
+              <w:t xml:space="preserve"> route cannot answer at all</w:t>
             </w:r>
           </w:p>
         </w:tc>
